--- a/memoria_ia.docx
+++ b/memoria_ia.docx
@@ -271,6 +271,48 @@
           <w:p>
             <w:r>
               <w:t>Listado de productos (filtrable por ?name=)</w:t>
+            </w:r>
+          </w:p>
+        </w:tc>
+      </w:tr>
+      <w:tr>
+        <w:tc>
+          <w:tcPr>
+            <w:tcW w:type="dxa" w:w="2160"/>
+          </w:tcPr>
+          <w:p>
+            <w:r>
+              <w:t>GET</w:t>
+            </w:r>
+          </w:p>
+        </w:tc>
+        <w:tc>
+          <w:tcPr>
+            <w:tcW w:type="dxa" w:w="2160"/>
+          </w:tcPr>
+          <w:p>
+            <w:r>
+              <w:t>/api/productos/{id}</w:t>
+            </w:r>
+          </w:p>
+        </w:tc>
+        <w:tc>
+          <w:tcPr>
+            <w:tcW w:type="dxa" w:w="2160"/>
+          </w:tcPr>
+          <w:p>
+            <w:r>
+              <w:t>Público</w:t>
+            </w:r>
+          </w:p>
+        </w:tc>
+        <w:tc>
+          <w:tcPr>
+            <w:tcW w:type="dxa" w:w="2160"/>
+          </w:tcPr>
+          <w:p>
+            <w:r>
+              <w:t>Obtener un producto individual por ID</w:t>
             </w:r>
           </w:p>
         </w:tc>
@@ -586,6 +628,48 @@
           </w:tcPr>
           <w:p>
             <w:r>
+              <w:t>/api/me</w:t>
+            </w:r>
+          </w:p>
+        </w:tc>
+        <w:tc>
+          <w:tcPr>
+            <w:tcW w:type="dxa" w:w="2160"/>
+          </w:tcPr>
+          <w:p>
+            <w:r>
+              <w:t>User/Admin</w:t>
+            </w:r>
+          </w:p>
+        </w:tc>
+        <w:tc>
+          <w:tcPr>
+            <w:tcW w:type="dxa" w:w="2160"/>
+          </w:tcPr>
+          <w:p>
+            <w:r>
+              <w:t>Perfil del usuario autenticado vía JWT</w:t>
+            </w:r>
+          </w:p>
+        </w:tc>
+      </w:tr>
+      <w:tr>
+        <w:tc>
+          <w:tcPr>
+            <w:tcW w:type="dxa" w:w="2160"/>
+          </w:tcPr>
+          <w:p>
+            <w:r>
+              <w:t>GET</w:t>
+            </w:r>
+          </w:p>
+        </w:tc>
+        <w:tc>
+          <w:tcPr>
+            <w:tcW w:type="dxa" w:w="2160"/>
+          </w:tcPr>
+          <w:p>
+            <w:r>
               <w:t>/api/cart</w:t>
             </w:r>
           </w:p>
@@ -695,6 +779,174 @@
           </w:p>
         </w:tc>
       </w:tr>
+      <w:tr>
+        <w:tc>
+          <w:tcPr>
+            <w:tcW w:type="dxa" w:w="2160"/>
+          </w:tcPr>
+          <w:p>
+            <w:r>
+              <w:t>POST</w:t>
+            </w:r>
+          </w:p>
+        </w:tc>
+        <w:tc>
+          <w:tcPr>
+            <w:tcW w:type="dxa" w:w="2160"/>
+          </w:tcPr>
+          <w:p>
+            <w:r>
+              <w:t>/api/orders/checkout</w:t>
+            </w:r>
+          </w:p>
+        </w:tc>
+        <w:tc>
+          <w:tcPr>
+            <w:tcW w:type="dxa" w:w="2160"/>
+          </w:tcPr>
+          <w:p>
+            <w:r>
+              <w:t>User/Admin</w:t>
+            </w:r>
+          </w:p>
+        </w:tc>
+        <w:tc>
+          <w:tcPr>
+            <w:tcW w:type="dxa" w:w="2160"/>
+          </w:tcPr>
+          <w:p>
+            <w:r>
+              <w:t>Finalizar compra — crea pedido y vacía el carrito</w:t>
+            </w:r>
+          </w:p>
+        </w:tc>
+      </w:tr>
+      <w:tr>
+        <w:tc>
+          <w:tcPr>
+            <w:tcW w:type="dxa" w:w="2160"/>
+          </w:tcPr>
+          <w:p>
+            <w:r>
+              <w:t>GET</w:t>
+            </w:r>
+          </w:p>
+        </w:tc>
+        <w:tc>
+          <w:tcPr>
+            <w:tcW w:type="dxa" w:w="2160"/>
+          </w:tcPr>
+          <w:p>
+            <w:r>
+              <w:t>/api/orders/my</w:t>
+            </w:r>
+          </w:p>
+        </w:tc>
+        <w:tc>
+          <w:tcPr>
+            <w:tcW w:type="dxa" w:w="2160"/>
+          </w:tcPr>
+          <w:p>
+            <w:r>
+              <w:t>User/Admin</w:t>
+            </w:r>
+          </w:p>
+        </w:tc>
+        <w:tc>
+          <w:tcPr>
+            <w:tcW w:type="dxa" w:w="2160"/>
+          </w:tcPr>
+          <w:p>
+            <w:r>
+              <w:t>Historial de pedidos del usuario autenticado</w:t>
+            </w:r>
+          </w:p>
+        </w:tc>
+      </w:tr>
+      <w:tr>
+        <w:tc>
+          <w:tcPr>
+            <w:tcW w:type="dxa" w:w="2160"/>
+          </w:tcPr>
+          <w:p>
+            <w:r>
+              <w:t>GET</w:t>
+            </w:r>
+          </w:p>
+        </w:tc>
+        <w:tc>
+          <w:tcPr>
+            <w:tcW w:type="dxa" w:w="2160"/>
+          </w:tcPr>
+          <w:p>
+            <w:r>
+              <w:t>/api/orders</w:t>
+            </w:r>
+          </w:p>
+        </w:tc>
+        <w:tc>
+          <w:tcPr>
+            <w:tcW w:type="dxa" w:w="2160"/>
+          </w:tcPr>
+          <w:p>
+            <w:r>
+              <w:t>Admin</w:t>
+            </w:r>
+          </w:p>
+        </w:tc>
+        <w:tc>
+          <w:tcPr>
+            <w:tcW w:type="dxa" w:w="2160"/>
+          </w:tcPr>
+          <w:p>
+            <w:r>
+              <w:t>Listar todos los pedidos de la plataforma</w:t>
+            </w:r>
+          </w:p>
+        </w:tc>
+      </w:tr>
+      <w:tr>
+        <w:tc>
+          <w:tcPr>
+            <w:tcW w:type="dxa" w:w="2160"/>
+          </w:tcPr>
+          <w:p>
+            <w:r>
+              <w:t>GET</w:t>
+            </w:r>
+          </w:p>
+        </w:tc>
+        <w:tc>
+          <w:tcPr>
+            <w:tcW w:type="dxa" w:w="2160"/>
+          </w:tcPr>
+          <w:p>
+            <w:r>
+              <w:t>/api/health</w:t>
+            </w:r>
+          </w:p>
+        </w:tc>
+        <w:tc>
+          <w:tcPr>
+            <w:tcW w:type="dxa" w:w="2160"/>
+          </w:tcPr>
+          <w:p>
+            <w:r>
+              <w:t>Público</w:t>
+            </w:r>
+          </w:p>
+        </w:tc>
+        <w:tc>
+          <w:tcPr>
+            <w:tcW w:type="dxa" w:w="2160"/>
+          </w:tcPr>
+          <w:p>
+            <w:r>
+              <w:t>Estado del servidor y conexión a base de datos</w:t>
+            </w:r>
+          </w:p>
+        </w:tc>
+      </w:tr>
     </w:tbl>
     <w:p/>
     <w:p>
@@ -743,9 +995,6 @@
       </w:r>
     </w:p>
     <w:p>
-      <w:pPr>
-        <w:pStyle w:val="Quote"/>
-      </w:pPr>
       <w:r>
         <w:t>Estoy haciendo un backend con FastAPI y necesito generar un token JWT usando la librería python-jose. El token tiene que incluir el id del usuario, su username y su rol, y debe expirar en 1 hora. ¿Cómo sería la función para crear el token y la función para verificarlo?</w:t>
       </w:r>
@@ -791,12 +1040,12 @@
     </w:p>
     <w:p>
       <w:r>
-        <w:t>La IA generó código con @validator, que es la sintaxis de Pydantic v1. Al ejecutarlo con Pydantic v2 lanza un error en tiempo de arranque:</w:t>
+        <w:t>La IA generó código con @validator, que es la sintaxis de Pydantic v1. Al ejecutarlo con Pydantic v2 lanza error en tiempo de arranque:</w:t>
         <w:br/>
         <w:t xml:space="preserve">    PydanticUserError: The `validator` decorator is deprecated. Use `field_validator` instead.</w:t>
         <w:br/>
         <w:br/>
-        <w:t>El prompt era demasiado genérico y la IA respondió con la sintaxis más común en sus datos de entrenamiento (v1), que ya está deprecada.</w:t>
+        <w:t>El prompt era demasiado genérico y la IA respondió con la sintaxis más común en sus datos de entrenamiento (v1), ya deprecada.</w:t>
       </w:r>
     </w:p>
     <w:p>
@@ -814,7 +1063,7 @@
     </w:p>
     <w:p>
       <w:r>
-        <w:t>La IA generó código correcto con @field_validator y @classmethod, que es la sintaxis actual de Pydantic v2. Lo adapté para todos los schemas del proyecto.</w:t>
+        <w:t>La IA generó código correcto con @field_validator y @classmethod (sintaxis actual de Pydantic v2). Lo adapté para todos los schemas del proyecto.</w:t>
       </w:r>
     </w:p>
     <w:p>
@@ -845,7 +1094,7 @@
     </w:p>
     <w:p>
       <w:r>
-        <w:t>La IA explicó la diferencia entre lazy='select' (carga lazy, N queries) y lazy='joined' (carga eager con JOIN, una sola query). Usé lazy='joined' directamente porque el carrito siempre necesita los datos del producto, eliminando el problema de N+1 queries.</w:t>
+        <w:t>La IA explicó la diferencia entre lazy='select' (carga lazy, N queries) y lazy='joined' (carga eager con JOIN, una sola query). Usé lazy='joined' porque el carrito siempre necesita los datos del producto, eliminando el problema de N+1 queries.</w:t>
       </w:r>
     </w:p>
     <w:p>
@@ -866,11 +1115,15 @@
     </w:p>
     <w:p>
       <w:r>
-        <w:t>En el Prompt 1 (JWT con python-jose), la IA generó la siguiente función de creación de token:</w:t>
+        <w:t>En el Prompt 1 (JWT con python-jose), la IA generó la siguiente función:</w:t>
       </w:r>
     </w:p>
     <w:p>
       <w:r>
+        <w:rPr>
+          <w:rFonts w:ascii="Courier New" w:hAnsi="Courier New"/>
+          <w:sz w:val="18"/>
+        </w:rPr>
         <w:t># Código generado por la IA — contiene errores</w:t>
         <w:br/>
         <w:t>def create_access_token(user) -&gt; str:</w:t>
@@ -883,9 +1136,9 @@
         <w:br/>
         <w:t xml:space="preserve">        "role": user.role,</w:t>
         <w:br/>
-        <w:t xml:space="preserve">        "password": user.password,   # ← ERROR GRAVE</w:t>
+        <w:t xml:space="preserve">        "password": user.password,   # ERROR GRAVE</w:t>
         <w:br/>
-        <w:t xml:space="preserve">        "exp": datetime.utcnow() + timedelta(hours=1)  # ← DEPRECADO</w:t>
+        <w:t xml:space="preserve">        "exp": datetime.utcnow() + timedelta(hours=1)  # DEPRECADO</w:t>
         <w:br/>
         <w:t xml:space="preserve">    }</w:t>
         <w:br/>
@@ -910,7 +1163,7 @@
     </w:p>
     <w:p>
       <w:r>
-        <w:t>Un token JWT está compuesto por tres partes codificadas en Base64. Base64 no es cifrado: cualquier persona que tenga el token puede decodificarlo directamente con una herramienta online y ver todo el contenido del payload en texto plano. Si el hash de la contraseña viaja en el token, se expone a cualquiera que lo intercepte (localStorage del navegador, logs del servidor, proxies intermedios). Aunque bcrypt no es reversible directamente, tener el hash facilita ataques de diccionario offline sin necesidad de interactuar con el servidor. El payload del JWT solo debe contener la información mínima necesaria: id, username y role.</w:t>
+        <w:t>Un token JWT está codificado en Base64, no cifrado. Cualquier persona con el token puede decodificarlo directamente y ver el contenido en texto plano. Si el hash de la contraseña viaja en el token, se expone a ataques de diccionario offline sin necesidad de interactuar con el servidor. El payload del JWT solo debe contener la información mínima necesaria: id, username y role.</w:t>
       </w:r>
     </w:p>
     <w:p>
@@ -923,7 +1176,7 @@
     </w:p>
     <w:p>
       <w:r>
-        <w:t>La función datetime.utcnow() devuelve un objeto datetime sin información de zona horaria (naive). A partir de Python 3.12 genera un DeprecationWarning porque mezclar fechas naive y aware puede producir comparaciones incorrectas. La forma correcta es datetime.now(timezone.utc), que devuelve un objeto aware con zona horaria UTC explícita.</w:t>
+        <w:t>La función datetime.utcnow() devuelve un objeto datetime sin zona horaria (naive). A partir de Python 3.12 genera DeprecationWarning. La forma correcta es datetime.now(timezone.utc), que devuelve un objeto aware con UTC explícito.</w:t>
       </w:r>
     </w:p>
     <w:p>
@@ -936,6 +1189,10 @@
     </w:p>
     <w:p>
       <w:r>
+        <w:rPr>
+          <w:rFonts w:ascii="Courier New" w:hAnsi="Courier New"/>
+          <w:sz w:val="18"/>
+        </w:rPr>
         <w:t># Código corregido manualmente</w:t>
         <w:br/>
         <w:t>from datetime import datetime, timedelta, timezone</w:t>
@@ -959,7 +1216,7 @@
     </w:p>
     <w:p>
       <w:r>
-        <w:t>Este ejemplo ilustra por qué el código generado por IA no puede usarse sin revisión crítica: la IA reproduce patrones de su entrenamiento, pero no siempre razona sobre las implicaciones de seguridad. La revisión manual aplicando los criterios vistos en clase fue imprescindible para detectar y corregir este error antes de que llegara a producción.</w:t>
+        <w:t>Este ejemplo ilustra por qué el código generado por IA no puede usarse sin revisión crítica: la IA reproduce patrones de su entrenamiento pero no razona sobre las implicaciones de seguridad. La revisión manual aplicando los criterios vistos en clase fue imprescindible para detectar y corregir este error.</w:t>
       </w:r>
     </w:p>
     <w:p>
@@ -1352,8 +1609,8 @@
     <w:qFormat/>
     <w:rsid w:val="00FC693F"/>
     <w:rPr>
-      <w:rFonts w:ascii="Courier New" w:hAnsi="Courier New"/>
-      <w:sz w:val="18"/>
+      <w:rFonts w:ascii="Calibri" w:hAnsi="Calibri"/>
+      <w:sz w:val="22"/>
     </w:rPr>
   </w:style>
   <w:style w:type="paragraph" w:styleId="Header">
